--- a/examples/11-sommari-e-didascalie/expected.docx
+++ b/examples/11-sommari-e-didascalie/expected.docx
@@ -94,7 +94,7 @@
                     <pic:cNvPicPr/>
                   </pic:nvPicPr>
                   <pic:blipFill>
-                    <a:blip xmlns:p10="http://schemas.openxmlformats.org/officeDocument/2006/relationships" p10:embed="R0535d0f744b2437d"/>
+                    <a:blip xmlns:p10="http://schemas.openxmlformats.org/officeDocument/2006/relationships" p10:embed="R2c01f1cca5a54da2"/>
                     <a:stretch>
                       <a:fillRect/>
                     </a:stretch>
